--- a/examples/cnn-report-demo/卷积神经网络研究综述.docx
+++ b/examples/cnn-report-demo/卷积神经网络研究综述.docx
@@ -171,6 +171,7 @@
     <w:p>
       <w:pPr>
         <w:pStyle w:val="BodyText"/>
+        <w:ind w:firstLine="0" w:left="0"/>
       </w:pPr>
       <w:r>
         <w:rPr>
@@ -184,6 +185,7 @@
     <w:p>
       <w:pPr>
         <w:pStyle w:val="BodyText"/>
+        <w:pageBreakBefore/>
         <w:spacing w:before="120" w:after="120"/>
         <w:jc w:val="center"/>
       </w:pPr>
@@ -208,6 +210,7 @@
     <w:p>
       <w:pPr>
         <w:pStyle w:val="BodyText"/>
+        <w:ind w:firstLine="0" w:left="0"/>
       </w:pPr>
       <w:r>
         <w:rPr>
@@ -222,6 +225,7 @@
     <w:p>
       <w:pPr>
         <w:pStyle w:val="Heading1"/>
+        <w:pageBreakBefore/>
       </w:pPr>
       <w:r>
         <w:t xml:space="preserve">1 </w:t>
@@ -1582,6 +1586,7 @@
     <w:p>
       <w:pPr>
         <w:pStyle w:val="Heading1"/>
+        <w:pageBreakBefore/>
       </w:pPr>
       <w:r>
         <w:rPr>

--- a/examples/cnn-report-demo/卷积神经网络研究综述.docx
+++ b/examples/cnn-report-demo/卷积神经网络研究综述.docx
@@ -359,6 +359,7 @@
     <w:p>
       <w:pPr>
         <w:pStyle w:val="Heading1"/>
+        <w:pageBreakBefore/>
       </w:pPr>
       <w:r>
         <w:t xml:space="preserve">2 CNN </w:t>
@@ -547,6 +548,7 @@
     <w:p>
       <w:pPr>
         <w:pStyle w:val="Heading1"/>
+        <w:pageBreakBefore/>
       </w:pPr>
       <w:r>
         <w:t xml:space="preserve">3 </w:t>
@@ -1115,6 +1117,7 @@
     <w:p>
       <w:pPr>
         <w:pStyle w:val="Heading1"/>
+        <w:pageBreakBefore/>
       </w:pPr>
       <w:r>
         <w:t xml:space="preserve">4 </w:t>
@@ -1259,6 +1262,7 @@
     <w:p>
       <w:pPr>
         <w:pStyle w:val="Heading1"/>
+        <w:pageBreakBefore/>
       </w:pPr>
       <w:r>
         <w:t xml:space="preserve">5 </w:t>
@@ -1398,6 +1402,7 @@
     <w:p>
       <w:pPr>
         <w:pStyle w:val="Heading1"/>
+        <w:pageBreakBefore/>
       </w:pPr>
       <w:r>
         <w:t xml:space="preserve">6 </w:t>
@@ -1540,6 +1545,7 @@
     <w:p>
       <w:pPr>
         <w:pStyle w:val="Heading1"/>
+        <w:pageBreakBefore/>
       </w:pPr>
       <w:r>
         <w:t xml:space="preserve">7 </w:t>
@@ -1598,6 +1604,7 @@
     <w:p>
       <w:pPr>
         <w:pStyle w:val="FirstParagraph"/>
+        <w:spacing w:before="0" w:after="60" w:line="276" w:lineRule="auto"/>
         <w:ind w:left="420" w:hanging="420"/>
       </w:pPr>
       <w:r>
@@ -1611,6 +1618,7 @@
     <w:p>
       <w:pPr>
         <w:pStyle w:val="BodyText"/>
+        <w:spacing w:before="0" w:after="60" w:line="276" w:lineRule="auto"/>
         <w:ind w:left="420" w:hanging="420"/>
       </w:pPr>
       <w:r>
@@ -1624,6 +1632,7 @@
     <w:p>
       <w:pPr>
         <w:pStyle w:val="BodyText"/>
+        <w:spacing w:before="0" w:after="60" w:line="276" w:lineRule="auto"/>
         <w:ind w:left="420" w:hanging="420"/>
       </w:pPr>
       <w:r>
@@ -1637,6 +1646,7 @@
     <w:p>
       <w:pPr>
         <w:pStyle w:val="BodyText"/>
+        <w:spacing w:before="0" w:after="60" w:line="276" w:lineRule="auto"/>
         <w:ind w:left="420" w:hanging="420"/>
       </w:pPr>
       <w:r>
@@ -1650,6 +1660,7 @@
     <w:p>
       <w:pPr>
         <w:pStyle w:val="BodyText"/>
+        <w:spacing w:before="0" w:after="60" w:line="276" w:lineRule="auto"/>
         <w:ind w:left="420" w:hanging="420"/>
       </w:pPr>
       <w:r>
@@ -1663,6 +1674,7 @@
     <w:p>
       <w:pPr>
         <w:pStyle w:val="BodyText"/>
+        <w:spacing w:before="0" w:after="60" w:line="276" w:lineRule="auto"/>
         <w:ind w:left="420" w:hanging="420"/>
       </w:pPr>
       <w:r>
@@ -1676,6 +1688,7 @@
     <w:p>
       <w:pPr>
         <w:pStyle w:val="BodyText"/>
+        <w:spacing w:before="0" w:after="60" w:line="276" w:lineRule="auto"/>
         <w:ind w:left="420" w:hanging="420"/>
       </w:pPr>
       <w:r>
@@ -1689,6 +1702,7 @@
     <w:p>
       <w:pPr>
         <w:pStyle w:val="BodyText"/>
+        <w:spacing w:before="0" w:after="60" w:line="276" w:lineRule="auto"/>
         <w:ind w:left="420" w:hanging="420"/>
       </w:pPr>
       <w:r>
@@ -1702,6 +1716,7 @@
     <w:p>
       <w:pPr>
         <w:pStyle w:val="BodyText"/>
+        <w:spacing w:before="0" w:after="60" w:line="276" w:lineRule="auto"/>
         <w:ind w:left="420" w:hanging="420"/>
       </w:pPr>
       <w:r>
@@ -1715,6 +1730,7 @@
     <w:p>
       <w:pPr>
         <w:pStyle w:val="BodyText"/>
+        <w:spacing w:before="0" w:after="60" w:line="276" w:lineRule="auto"/>
         <w:ind w:left="420" w:hanging="420"/>
       </w:pPr>
       <w:r>
@@ -1728,6 +1744,7 @@
     <w:p>
       <w:pPr>
         <w:pStyle w:val="BodyText"/>
+        <w:spacing w:before="0" w:after="60" w:line="276" w:lineRule="auto"/>
         <w:ind w:left="420" w:hanging="420"/>
       </w:pPr>
       <w:r>
@@ -1741,6 +1758,7 @@
     <w:p>
       <w:pPr>
         <w:pStyle w:val="BodyText"/>
+        <w:spacing w:before="0" w:after="60" w:line="276" w:lineRule="auto"/>
         <w:ind w:left="420" w:hanging="420"/>
       </w:pPr>
       <w:r>
@@ -1754,6 +1772,7 @@
     <w:p>
       <w:pPr>
         <w:pStyle w:val="BodyText"/>
+        <w:spacing w:before="0" w:after="60" w:line="276" w:lineRule="auto"/>
         <w:ind w:left="420" w:hanging="420"/>
       </w:pPr>
       <w:r>
@@ -1767,6 +1786,7 @@
     <w:p>
       <w:pPr>
         <w:pStyle w:val="BodyText"/>
+        <w:spacing w:before="0" w:after="60" w:line="276" w:lineRule="auto"/>
         <w:ind w:left="420" w:hanging="420"/>
       </w:pPr>
       <w:r>

--- a/examples/cnn-report-demo/卷积神经网络研究综述.docx
+++ b/examples/cnn-report-demo/卷积神经网络研究综述.docx
@@ -33,7 +33,7 @@
           <w:color w:val="555555"/>
           <w:sz w:val="30"/>
         </w:rPr>
-        <w:t>架构演进、关键技术与应用 · A Review of Convolutional Neural Networks</w:t>
+        <w:t>架构演进、关键技术与应用</w:t>
       </w:r>
     </w:p>
     <w:p/>
@@ -297,7 +297,21 @@
         <w:rPr>
           <w:rFonts w:hint="eastAsia"/>
         </w:rPr>
-        <w:t xml:space="preserve">中得以确立，并成功应用于手写数字识别[1]。然而，受限于当时的算力与标注数据规模，深度模型长期未能在复杂自然图像上展现优势。2012</w:t>
+        <w:t xml:space="preserve">中得以确立，并成功应用于手写数字识别</w:t>
+      </w:r>
+      <w:hyperlink w:anchor="ref1">
+        <w:r>
+          <w:rPr>
+            <w:rFonts w:hint="eastAsia"/>
+          </w:rPr>
+          <w:t xml:space="preserve">[1]</w:t>
+        </w:r>
+      </w:hyperlink>
+      <w:r>
+        <w:rPr>
+          <w:rFonts w:hint="eastAsia"/>
+        </w:rPr>
+        <w:t xml:space="preserve">。然而，受限于当时的算力与标注数据规模，深度模型长期未能在复杂自然图像上展现优势。2012</w:t>
       </w:r>
       <w:r>
         <w:t xml:space="preserve"> </w:t>
@@ -324,7 +338,21 @@
         <w:rPr>
           <w:rFonts w:hint="eastAsia"/>
         </w:rPr>
-        <w:t xml:space="preserve">ILSVRC）上以显著优势夺冠[2]，重新点燃了学界与工业界对深度学习的热情，此后</w:t>
+        <w:t xml:space="preserve">ILSVRC）上以显著优势夺冠</w:t>
+      </w:r>
+      <w:hyperlink w:anchor="ref2">
+        <w:r>
+          <w:rPr>
+            <w:rFonts w:hint="eastAsia"/>
+          </w:rPr>
+          <w:t xml:space="preserve">[2]</w:t>
+        </w:r>
+      </w:hyperlink>
+      <w:r>
+        <w:rPr>
+          <w:rFonts w:hint="eastAsia"/>
+        </w:rPr>
+        <w:t xml:space="preserve">，重新点燃了学界与工业界对深度学习的热情，此后</w:t>
       </w:r>
       <w:r>
         <w:t xml:space="preserve"> CNN </w:t>
@@ -502,7 +530,21 @@
         <w:rPr>
           <w:rFonts w:hint="eastAsia"/>
         </w:rPr>
-        <w:t xml:space="preserve">的默认选择[3]。</w:t>
+        <w:t xml:space="preserve">的默认选择</w:t>
+      </w:r>
+      <w:hyperlink w:anchor="ref3">
+        <w:r>
+          <w:rPr>
+            <w:rFonts w:hint="eastAsia"/>
+          </w:rPr>
+          <w:t xml:space="preserve">[3]</w:t>
+        </w:r>
+      </w:hyperlink>
+      <w:r>
+        <w:rPr>
+          <w:rFonts w:hint="eastAsia"/>
+        </w:rPr>
+        <w:t xml:space="preserve">。</w:t>
       </w:r>
     </w:p>
     <w:bookmarkEnd w:id="12"/>
@@ -877,7 +919,21 @@
         <w:rPr>
           <w:rFonts w:hint="eastAsia"/>
         </w:rPr>
-        <w:t xml:space="preserve">的基本骨架[1]。</w:t>
+        <w:t xml:space="preserve">的基本骨架</w:t>
+      </w:r>
+      <w:hyperlink w:anchor="ref1">
+        <w:r>
+          <w:rPr>
+            <w:rFonts w:hint="eastAsia"/>
+          </w:rPr>
+          <w:t xml:space="preserve">[1]</w:t>
+        </w:r>
+      </w:hyperlink>
+      <w:r>
+        <w:rPr>
+          <w:rFonts w:hint="eastAsia"/>
+        </w:rPr>
+        <w:t xml:space="preserve">。</w:t>
       </w:r>
       <w:r>
         <w:rPr>
@@ -911,7 +967,21 @@
         <w:rPr>
           <w:rFonts w:hint="eastAsia"/>
         </w:rPr>
-        <w:t xml:space="preserve">抑制过拟合，并借助图形处理器（GPU）完成大规模并行训练[2]。</w:t>
+        <w:t xml:space="preserve">抑制过拟合，并借助图形处理器（GPU）完成大规模并行训练</w:t>
+      </w:r>
+      <w:hyperlink w:anchor="ref2">
+        <w:r>
+          <w:rPr>
+            <w:rFonts w:hint="eastAsia"/>
+          </w:rPr>
+          <w:t xml:space="preserve">[2]</w:t>
+        </w:r>
+      </w:hyperlink>
+      <w:r>
+        <w:rPr>
+          <w:rFonts w:hint="eastAsia"/>
+        </w:rPr>
+        <w:t xml:space="preserve">。</w:t>
       </w:r>
       <w:r>
         <w:rPr>
@@ -954,7 +1024,21 @@
         <w:rPr>
           <w:rFonts w:hint="eastAsia"/>
         </w:rPr>
-        <w:t xml:space="preserve">层的规整结构成为特征提取的经典骨干[4]。</w:t>
+        <w:t xml:space="preserve">层的规整结构成为特征提取的经典骨干</w:t>
+      </w:r>
+      <w:hyperlink w:anchor="ref4">
+        <w:r>
+          <w:rPr>
+            <w:rFonts w:hint="eastAsia"/>
+          </w:rPr>
+          <w:t xml:space="preserve">[4]</w:t>
+        </w:r>
+      </w:hyperlink>
+      <w:r>
+        <w:rPr>
+          <w:rFonts w:hint="eastAsia"/>
+        </w:rPr>
+        <w:t xml:space="preserve">。</w:t>
       </w:r>
     </w:p>
     <w:p>
@@ -1003,7 +1087,21 @@
         <w:rPr>
           <w:rFonts w:hint="eastAsia"/>
         </w:rPr>
-        <w:t xml:space="preserve">层深度下实现了参数效率与多尺度表达的兼顾[5]。</w:t>
+        <w:t xml:space="preserve">层深度下实现了参数效率与多尺度表达的兼顾</w:t>
+      </w:r>
+      <w:hyperlink w:anchor="ref5">
+        <w:r>
+          <w:rPr>
+            <w:rFonts w:hint="eastAsia"/>
+          </w:rPr>
+          <w:t xml:space="preserve">[5]</w:t>
+        </w:r>
+      </w:hyperlink>
+      <w:r>
+        <w:rPr>
+          <w:rFonts w:hint="eastAsia"/>
+        </w:rPr>
+        <w:t xml:space="preserve">。</w:t>
       </w:r>
       <w:r>
         <w:rPr>
@@ -1093,7 +1191,15 @@
         <w:t xml:space="preserve">层乃至上千层的网络，将错误率进一步压至</w:t>
       </w:r>
       <w:r>
-        <w:t xml:space="preserve"> 3.57%[6]。</w:t>
+        <w:t xml:space="preserve"> 3.57%</w:t>
+      </w:r>
+      <w:hyperlink w:anchor="ref6">
+        <w:r>
+          <w:t xml:space="preserve">[6]</w:t>
+        </w:r>
+      </w:hyperlink>
+      <w:r>
+        <w:t xml:space="preserve">。</w:t>
       </w:r>
       <w:r>
         <w:rPr>
@@ -1109,7 +1215,21 @@
         <w:rPr>
           <w:rFonts w:hint="eastAsia"/>
         </w:rPr>
-        <w:t xml:space="preserve">将跳跃连接推向极致，在稠密块内令每一层都接收其前所有层的特征图作为输入，通过特征复用强化了梯度流动与参数效率，在更少参数下取得了有竞争力的性能[7]。</w:t>
+        <w:t xml:space="preserve">将跳跃连接推向极致，在稠密块内令每一层都接收其前所有层的特征图作为输入，通过特征复用强化了梯度流动与参数效率，在更少参数下取得了有竞争力的性能</w:t>
+      </w:r>
+      <w:hyperlink w:anchor="ref7">
+        <w:r>
+          <w:rPr>
+            <w:rFonts w:hint="eastAsia"/>
+          </w:rPr>
+          <w:t xml:space="preserve">[7]</w:t>
+        </w:r>
+      </w:hyperlink>
+      <w:r>
+        <w:rPr>
+          <w:rFonts w:hint="eastAsia"/>
+        </w:rPr>
+        <w:t xml:space="preserve">。</w:t>
       </w:r>
     </w:p>
     <w:bookmarkEnd w:id="22"/>
@@ -1169,7 +1289,21 @@
         <w:rPr>
           <w:rFonts w:hint="eastAsia"/>
         </w:rPr>
-        <w:t xml:space="preserve">作为激活函数，以非饱和特性缓解了深层网络的梯度消失，显著加快了收敛速度[3]。</w:t>
+        <w:t xml:space="preserve">作为激活函数，以非饱和特性缓解了深层网络的梯度消失，显著加快了收敛速度</w:t>
+      </w:r>
+      <w:hyperlink w:anchor="ref3">
+        <w:r>
+          <w:rPr>
+            <w:rFonts w:hint="eastAsia"/>
+          </w:rPr>
+          <w:t xml:space="preserve">[3]</w:t>
+        </w:r>
+      </w:hyperlink>
+      <w:r>
+        <w:rPr>
+          <w:rFonts w:hint="eastAsia"/>
+        </w:rPr>
+        <w:t xml:space="preserve">。</w:t>
       </w:r>
       <w:r>
         <w:rPr>
@@ -1185,7 +1319,21 @@
         <w:rPr>
           <w:rFonts w:hint="eastAsia"/>
         </w:rPr>
-        <w:t xml:space="preserve">在训练时以一定概率随机置零神经元输出，等效于对指数级数量的子网络做集成，是抑制过拟合、提升泛化的有效正则化手段[8]。</w:t>
+        <w:t xml:space="preserve">在训练时以一定概率随机置零神经元输出，等效于对指数级数量的子网络做集成，是抑制过拟合、提升泛化的有效正则化手段</w:t>
+      </w:r>
+      <w:hyperlink w:anchor="ref8">
+        <w:r>
+          <w:rPr>
+            <w:rFonts w:hint="eastAsia"/>
+          </w:rPr>
+          <w:t xml:space="preserve">[8]</w:t>
+        </w:r>
+      </w:hyperlink>
+      <w:r>
+        <w:rPr>
+          <w:rFonts w:hint="eastAsia"/>
+        </w:rPr>
+        <w:t xml:space="preserve">。</w:t>
       </w:r>
       <w:r>
         <w:rPr>
@@ -1217,7 +1365,21 @@
         <w:rPr>
           <w:rFonts w:hint="eastAsia"/>
         </w:rPr>
-        <w:t xml:space="preserve">对每个小批量内的层输入做规范化，缓解了训练过程中各层输入分布持续漂移的问题，从而允许更大的学习率、降低对初始化的敏感度并加速收敛，同时兼具轻微的正则化效果[9]。</w:t>
+        <w:t xml:space="preserve">对每个小批量内的层输入做规范化，缓解了训练过程中各层输入分布持续漂移的问题，从而允许更大的学习率、降低对初始化的敏感度并加速收敛，同时兼具轻微的正则化效果</w:t>
+      </w:r>
+      <w:hyperlink w:anchor="ref9">
+        <w:r>
+          <w:rPr>
+            <w:rFonts w:hint="eastAsia"/>
+          </w:rPr>
+          <w:t xml:space="preserve">[9]</w:t>
+        </w:r>
+      </w:hyperlink>
+      <w:r>
+        <w:rPr>
+          <w:rFonts w:hint="eastAsia"/>
+        </w:rPr>
+        <w:t xml:space="preserve">。</w:t>
       </w:r>
       <w:r>
         <w:rPr>
@@ -1240,7 +1402,21 @@
         <w:rPr>
           <w:rFonts w:hint="eastAsia"/>
         </w:rPr>
-        <w:t xml:space="preserve">的架构要素，更是一项普适的训练技术：它为梯度提供了跨层的恒等捷径，从根本上改善了极深网络的可优化性[6]。</w:t>
+        <w:t xml:space="preserve">的架构要素，更是一项普适的训练技术：它为梯度提供了跨层的恒等捷径，从根本上改善了极深网络的可优化性</w:t>
+      </w:r>
+      <w:hyperlink w:anchor="ref6">
+        <w:r>
+          <w:rPr>
+            <w:rFonts w:hint="eastAsia"/>
+          </w:rPr>
+          <w:t xml:space="preserve">[6]</w:t>
+        </w:r>
+      </w:hyperlink>
+      <w:r>
+        <w:rPr>
+          <w:rFonts w:hint="eastAsia"/>
+        </w:rPr>
+        <w:t xml:space="preserve">。</w:t>
       </w:r>
       <w:r>
         <w:rPr>
@@ -1254,7 +1430,21 @@
         <w:rPr>
           <w:rFonts w:hint="eastAsia"/>
         </w:rPr>
-        <w:t xml:space="preserve">通过随机翻转、裁剪、缩放与色彩扰动等变换，在不增加人工标注成本的前提下扩充训练样本的分布覆盖，是提升泛化、抑制过拟合的常规且有效的做法[2]。</w:t>
+        <w:t xml:space="preserve">通过随机翻转、裁剪、缩放与色彩扰动等变换，在不增加人工标注成本的前提下扩充训练样本的分布覆盖，是提升泛化、抑制过拟合的常规且有效的做法</w:t>
+      </w:r>
+      <w:hyperlink w:anchor="ref2">
+        <w:r>
+          <w:rPr>
+            <w:rFonts w:hint="eastAsia"/>
+          </w:rPr>
+          <w:t xml:space="preserve">[2]</w:t>
+        </w:r>
+      </w:hyperlink>
+      <w:r>
+        <w:rPr>
+          <w:rFonts w:hint="eastAsia"/>
+        </w:rPr>
+        <w:t xml:space="preserve">。</w:t>
       </w:r>
     </w:p>
     <w:bookmarkEnd w:id="23"/>
@@ -1309,7 +1499,21 @@
         <w:rPr>
           <w:rFonts w:hint="eastAsia"/>
         </w:rPr>
-        <w:t xml:space="preserve">提供了统一的评测基准[10]，推动了前述架构的迭代；训练好的分类网络进而可作为通用视觉特征提取器，迁移至下游任务。</w:t>
+        <w:t xml:space="preserve">提供了统一的评测基准</w:t>
+      </w:r>
+      <w:hyperlink w:anchor="ref10">
+        <w:r>
+          <w:rPr>
+            <w:rFonts w:hint="eastAsia"/>
+          </w:rPr>
+          <w:t xml:space="preserve">[10]</w:t>
+        </w:r>
+      </w:hyperlink>
+      <w:r>
+        <w:rPr>
+          <w:rFonts w:hint="eastAsia"/>
+        </w:rPr>
+        <w:t xml:space="preserve">，推动了前述架构的迭代；训练好的分类网络进而可作为通用视觉特征提取器，迁移至下游任务。</w:t>
       </w:r>
     </w:p>
     <w:p>
@@ -1347,7 +1551,21 @@
         <w:rPr>
           <w:rFonts w:hint="eastAsia"/>
         </w:rPr>
-        <w:t xml:space="preserve">进一步以区域建议网络将候选生成也纳入统一的可训练框架，大幅提升了精度与效率[11]。此类方法普遍以预训练的</w:t>
+        <w:t xml:space="preserve">进一步以区域建议网络将候选生成也纳入统一的可训练框架，大幅提升了精度与效率</w:t>
+      </w:r>
+      <w:hyperlink w:anchor="ref11">
+        <w:r>
+          <w:rPr>
+            <w:rFonts w:hint="eastAsia"/>
+          </w:rPr>
+          <w:t xml:space="preserve">[11]</w:t>
+        </w:r>
+      </w:hyperlink>
+      <w:r>
+        <w:rPr>
+          <w:rFonts w:hint="eastAsia"/>
+        </w:rPr>
+        <w:t xml:space="preserve">。此类方法普遍以预训练的</w:t>
       </w:r>
       <w:r>
         <w:t xml:space="preserve"> CNN </w:t>
@@ -1385,7 +1603,21 @@
         <w:rPr>
           <w:rFonts w:hint="eastAsia"/>
         </w:rPr>
-        <w:t xml:space="preserve">FCN）以卷积层替换分类网络末端的全连接层，实现了任意尺寸输入的端到端稠密预测[12]；U-Net</w:t>
+        <w:t xml:space="preserve">FCN）以卷积层替换分类网络末端的全连接层，实现了任意尺寸输入的端到端稠密预测</w:t>
+      </w:r>
+      <w:hyperlink w:anchor="ref12">
+        <w:r>
+          <w:rPr>
+            <w:rFonts w:hint="eastAsia"/>
+          </w:rPr>
+          <w:t xml:space="preserve">[12]</w:t>
+        </w:r>
+      </w:hyperlink>
+      <w:r>
+        <w:rPr>
+          <w:rFonts w:hint="eastAsia"/>
+        </w:rPr>
+        <w:t xml:space="preserve">；U-Net</w:t>
       </w:r>
       <w:r>
         <w:t xml:space="preserve"> </w:t>
@@ -1394,7 +1626,21 @@
         <w:rPr>
           <w:rFonts w:hint="eastAsia"/>
         </w:rPr>
-        <w:t xml:space="preserve">则以对称的编码器—解码器结构配合跨层跳跃连接，在医学影像等小样本场景下表现优异[13]。</w:t>
+        <w:t xml:space="preserve">则以对称的编码器—解码器结构配合跨层跳跃连接，在医学影像等小样本场景下表现优异</w:t>
+      </w:r>
+      <w:hyperlink w:anchor="ref13">
+        <w:r>
+          <w:rPr>
+            <w:rFonts w:hint="eastAsia"/>
+          </w:rPr>
+          <w:t xml:space="preserve">[13]</w:t>
+        </w:r>
+      </w:hyperlink>
+      <w:r>
+        <w:rPr>
+          <w:rFonts w:hint="eastAsia"/>
+        </w:rPr>
+        <w:t xml:space="preserve">。</w:t>
       </w:r>
     </w:p>
     <w:bookmarkEnd w:id="24"/>
@@ -1525,7 +1771,21 @@
         <w:rPr>
           <w:rFonts w:hint="eastAsia"/>
         </w:rPr>
-        <w:t xml:space="preserve">的表现[14]，对纯卷积结构的主导地位形成冲击。然而卷积所携带的局部性与平移等变先验在数据有限时仍具优势，二者并非彼此替代：当前研究趋势是将卷积的归纳偏置与自注意力的全局建模能力相融合，或以现代化设计</w:t>
+        <w:t xml:space="preserve">的表现</w:t>
+      </w:r>
+      <w:hyperlink w:anchor="ref14">
+        <w:r>
+          <w:rPr>
+            <w:rFonts w:hint="eastAsia"/>
+          </w:rPr>
+          <w:t xml:space="preserve">[14]</w:t>
+        </w:r>
+      </w:hyperlink>
+      <w:r>
+        <w:rPr>
+          <w:rFonts w:hint="eastAsia"/>
+        </w:rPr>
+        <w:t xml:space="preserve">，对纯卷积结构的主导地位形成冲击。然而卷积所携带的局部性与平移等变先验在数据有限时仍具优势，二者并非彼此替代：当前研究趋势是将卷积的归纳偏置与自注意力的全局建模能力相融合，或以现代化设计</w:t>
       </w:r>
       <w:r>
         <w:rPr>
@@ -1607,6 +1867,8 @@
         <w:spacing w:before="0" w:after="60" w:line="276" w:lineRule="auto"/>
         <w:ind w:left="420" w:hanging="420"/>
       </w:pPr>
+      <w:bookmarkStart w:id="1" w:name="ref1"/>
+      <w:bookmarkEnd w:id="1"/>
       <w:r>
         <w:rPr>
           <w:rFonts w:ascii="Times New Roman" w:hAnsi="Times New Roman" w:eastAsia="宋体"/>
@@ -1621,6 +1883,8 @@
         <w:spacing w:before="0" w:after="60" w:line="276" w:lineRule="auto"/>
         <w:ind w:left="420" w:hanging="420"/>
       </w:pPr>
+      <w:bookmarkStart w:id="2" w:name="ref2"/>
+      <w:bookmarkEnd w:id="2"/>
       <w:r>
         <w:rPr>
           <w:rFonts w:ascii="Times New Roman" w:hAnsi="Times New Roman" w:eastAsia="宋体"/>
@@ -1635,6 +1899,8 @@
         <w:spacing w:before="0" w:after="60" w:line="276" w:lineRule="auto"/>
         <w:ind w:left="420" w:hanging="420"/>
       </w:pPr>
+      <w:bookmarkStart w:id="3" w:name="ref3"/>
+      <w:bookmarkEnd w:id="3"/>
       <w:r>
         <w:rPr>
           <w:rFonts w:ascii="Times New Roman" w:hAnsi="Times New Roman" w:eastAsia="宋体"/>
@@ -1649,6 +1915,8 @@
         <w:spacing w:before="0" w:after="60" w:line="276" w:lineRule="auto"/>
         <w:ind w:left="420" w:hanging="420"/>
       </w:pPr>
+      <w:bookmarkStart w:id="4" w:name="ref4"/>
+      <w:bookmarkEnd w:id="4"/>
       <w:r>
         <w:rPr>
           <w:rFonts w:ascii="Times New Roman" w:hAnsi="Times New Roman" w:eastAsia="宋体"/>
@@ -1663,6 +1931,8 @@
         <w:spacing w:before="0" w:after="60" w:line="276" w:lineRule="auto"/>
         <w:ind w:left="420" w:hanging="420"/>
       </w:pPr>
+      <w:bookmarkStart w:id="5" w:name="ref5"/>
+      <w:bookmarkEnd w:id="5"/>
       <w:r>
         <w:rPr>
           <w:rFonts w:ascii="Times New Roman" w:hAnsi="Times New Roman" w:eastAsia="宋体"/>
@@ -1677,6 +1947,8 @@
         <w:spacing w:before="0" w:after="60" w:line="276" w:lineRule="auto"/>
         <w:ind w:left="420" w:hanging="420"/>
       </w:pPr>
+      <w:bookmarkStart w:id="6" w:name="ref6"/>
+      <w:bookmarkEnd w:id="6"/>
       <w:r>
         <w:rPr>
           <w:rFonts w:ascii="Times New Roman" w:hAnsi="Times New Roman" w:eastAsia="宋体"/>
@@ -1691,6 +1963,8 @@
         <w:spacing w:before="0" w:after="60" w:line="276" w:lineRule="auto"/>
         <w:ind w:left="420" w:hanging="420"/>
       </w:pPr>
+      <w:bookmarkStart w:id="7" w:name="ref7"/>
+      <w:bookmarkEnd w:id="7"/>
       <w:r>
         <w:rPr>
           <w:rFonts w:ascii="Times New Roman" w:hAnsi="Times New Roman" w:eastAsia="宋体"/>
@@ -1705,6 +1979,8 @@
         <w:spacing w:before="0" w:after="60" w:line="276" w:lineRule="auto"/>
         <w:ind w:left="420" w:hanging="420"/>
       </w:pPr>
+      <w:bookmarkStart w:id="8" w:name="ref8"/>
+      <w:bookmarkEnd w:id="8"/>
       <w:r>
         <w:rPr>
           <w:rFonts w:ascii="Times New Roman" w:hAnsi="Times New Roman" w:eastAsia="宋体"/>
@@ -1719,6 +1995,8 @@
         <w:spacing w:before="0" w:after="60" w:line="276" w:lineRule="auto"/>
         <w:ind w:left="420" w:hanging="420"/>
       </w:pPr>
+      <w:bookmarkStart w:id="9" w:name="ref9"/>
+      <w:bookmarkEnd w:id="9"/>
       <w:r>
         <w:rPr>
           <w:rFonts w:ascii="Times New Roman" w:hAnsi="Times New Roman" w:eastAsia="宋体"/>
@@ -1733,6 +2011,8 @@
         <w:spacing w:before="0" w:after="60" w:line="276" w:lineRule="auto"/>
         <w:ind w:left="420" w:hanging="420"/>
       </w:pPr>
+      <w:bookmarkStart w:id="10" w:name="ref10"/>
+      <w:bookmarkEnd w:id="10"/>
       <w:r>
         <w:rPr>
           <w:rFonts w:ascii="Times New Roman" w:hAnsi="Times New Roman" w:eastAsia="宋体"/>
@@ -1747,6 +2027,8 @@
         <w:spacing w:before="0" w:after="60" w:line="276" w:lineRule="auto"/>
         <w:ind w:left="420" w:hanging="420"/>
       </w:pPr>
+      <w:bookmarkStart w:id="11" w:name="ref11"/>
+      <w:bookmarkEnd w:id="11"/>
       <w:r>
         <w:rPr>
           <w:rFonts w:ascii="Times New Roman" w:hAnsi="Times New Roman" w:eastAsia="宋体"/>
@@ -1761,6 +2043,8 @@
         <w:spacing w:before="0" w:after="60" w:line="276" w:lineRule="auto"/>
         <w:ind w:left="420" w:hanging="420"/>
       </w:pPr>
+      <w:bookmarkStart w:id="12" w:name="ref12"/>
+      <w:bookmarkEnd w:id="12"/>
       <w:r>
         <w:rPr>
           <w:rFonts w:ascii="Times New Roman" w:hAnsi="Times New Roman" w:eastAsia="宋体"/>
@@ -1775,6 +2059,8 @@
         <w:spacing w:before="0" w:after="60" w:line="276" w:lineRule="auto"/>
         <w:ind w:left="420" w:hanging="420"/>
       </w:pPr>
+      <w:bookmarkStart w:id="13" w:name="ref13"/>
+      <w:bookmarkEnd w:id="13"/>
       <w:r>
         <w:rPr>
           <w:rFonts w:ascii="Times New Roman" w:hAnsi="Times New Roman" w:eastAsia="宋体"/>
@@ -1789,6 +2075,8 @@
         <w:spacing w:before="0" w:after="60" w:line="276" w:lineRule="auto"/>
         <w:ind w:left="420" w:hanging="420"/>
       </w:pPr>
+      <w:bookmarkStart w:id="14" w:name="ref14"/>
+      <w:bookmarkEnd w:id="14"/>
       <w:r>
         <w:rPr>
           <w:rFonts w:ascii="Times New Roman" w:hAnsi="Times New Roman" w:eastAsia="宋体"/>

--- a/examples/cnn-report-demo/卷积神经网络研究综述.docx
+++ b/examples/cnn-report-demo/卷积神经网络研究综述.docx
@@ -302,7 +302,7 @@
       <w:hyperlink w:anchor="ref1">
         <w:r>
           <w:rPr>
-            <w:rFonts w:hint="eastAsia"/>
+            <w:vertAlign w:val="superscript"/>
           </w:rPr>
           <w:t xml:space="preserve">[1]</w:t>
         </w:r>
@@ -343,7 +343,7 @@
       <w:hyperlink w:anchor="ref2">
         <w:r>
           <w:rPr>
-            <w:rFonts w:hint="eastAsia"/>
+            <w:vertAlign w:val="superscript"/>
           </w:rPr>
           <w:t xml:space="preserve">[2]</w:t>
         </w:r>
@@ -535,7 +535,7 @@
       <w:hyperlink w:anchor="ref3">
         <w:r>
           <w:rPr>
-            <w:rFonts w:hint="eastAsia"/>
+            <w:vertAlign w:val="superscript"/>
           </w:rPr>
           <w:t xml:space="preserve">[3]</w:t>
         </w:r>
@@ -924,7 +924,7 @@
       <w:hyperlink w:anchor="ref1">
         <w:r>
           <w:rPr>
-            <w:rFonts w:hint="eastAsia"/>
+            <w:vertAlign w:val="superscript"/>
           </w:rPr>
           <w:t xml:space="preserve">[1]</w:t>
         </w:r>
@@ -972,7 +972,7 @@
       <w:hyperlink w:anchor="ref2">
         <w:r>
           <w:rPr>
-            <w:rFonts w:hint="eastAsia"/>
+            <w:vertAlign w:val="superscript"/>
           </w:rPr>
           <w:t xml:space="preserve">[2]</w:t>
         </w:r>
@@ -1029,7 +1029,7 @@
       <w:hyperlink w:anchor="ref4">
         <w:r>
           <w:rPr>
-            <w:rFonts w:hint="eastAsia"/>
+            <w:vertAlign w:val="superscript"/>
           </w:rPr>
           <w:t xml:space="preserve">[4]</w:t>
         </w:r>
@@ -1092,7 +1092,7 @@
       <w:hyperlink w:anchor="ref5">
         <w:r>
           <w:rPr>
-            <w:rFonts w:hint="eastAsia"/>
+            <w:vertAlign w:val="superscript"/>
           </w:rPr>
           <w:t xml:space="preserve">[5]</w:t>
         </w:r>
@@ -1195,6 +1195,9 @@
       </w:r>
       <w:hyperlink w:anchor="ref6">
         <w:r>
+          <w:rPr>
+            <w:vertAlign w:val="superscript"/>
+          </w:rPr>
           <w:t xml:space="preserve">[6]</w:t>
         </w:r>
       </w:hyperlink>
@@ -1220,7 +1223,7 @@
       <w:hyperlink w:anchor="ref7">
         <w:r>
           <w:rPr>
-            <w:rFonts w:hint="eastAsia"/>
+            <w:vertAlign w:val="superscript"/>
           </w:rPr>
           <w:t xml:space="preserve">[7]</w:t>
         </w:r>
@@ -1294,7 +1297,7 @@
       <w:hyperlink w:anchor="ref3">
         <w:r>
           <w:rPr>
-            <w:rFonts w:hint="eastAsia"/>
+            <w:vertAlign w:val="superscript"/>
           </w:rPr>
           <w:t xml:space="preserve">[3]</w:t>
         </w:r>
@@ -1324,7 +1327,7 @@
       <w:hyperlink w:anchor="ref8">
         <w:r>
           <w:rPr>
-            <w:rFonts w:hint="eastAsia"/>
+            <w:vertAlign w:val="superscript"/>
           </w:rPr>
           <w:t xml:space="preserve">[8]</w:t>
         </w:r>
@@ -1370,7 +1373,7 @@
       <w:hyperlink w:anchor="ref9">
         <w:r>
           <w:rPr>
-            <w:rFonts w:hint="eastAsia"/>
+            <w:vertAlign w:val="superscript"/>
           </w:rPr>
           <w:t xml:space="preserve">[9]</w:t>
         </w:r>
@@ -1407,7 +1410,7 @@
       <w:hyperlink w:anchor="ref6">
         <w:r>
           <w:rPr>
-            <w:rFonts w:hint="eastAsia"/>
+            <w:vertAlign w:val="superscript"/>
           </w:rPr>
           <w:t xml:space="preserve">[6]</w:t>
         </w:r>
@@ -1435,7 +1438,7 @@
       <w:hyperlink w:anchor="ref2">
         <w:r>
           <w:rPr>
-            <w:rFonts w:hint="eastAsia"/>
+            <w:vertAlign w:val="superscript"/>
           </w:rPr>
           <w:t xml:space="preserve">[2]</w:t>
         </w:r>
@@ -1504,7 +1507,7 @@
       <w:hyperlink w:anchor="ref10">
         <w:r>
           <w:rPr>
-            <w:rFonts w:hint="eastAsia"/>
+            <w:vertAlign w:val="superscript"/>
           </w:rPr>
           <w:t xml:space="preserve">[10]</w:t>
         </w:r>
@@ -1556,7 +1559,7 @@
       <w:hyperlink w:anchor="ref11">
         <w:r>
           <w:rPr>
-            <w:rFonts w:hint="eastAsia"/>
+            <w:vertAlign w:val="superscript"/>
           </w:rPr>
           <w:t xml:space="preserve">[11]</w:t>
         </w:r>
@@ -1608,7 +1611,7 @@
       <w:hyperlink w:anchor="ref12">
         <w:r>
           <w:rPr>
-            <w:rFonts w:hint="eastAsia"/>
+            <w:vertAlign w:val="superscript"/>
           </w:rPr>
           <w:t xml:space="preserve">[12]</w:t>
         </w:r>
@@ -1631,7 +1634,7 @@
       <w:hyperlink w:anchor="ref13">
         <w:r>
           <w:rPr>
-            <w:rFonts w:hint="eastAsia"/>
+            <w:vertAlign w:val="superscript"/>
           </w:rPr>
           <w:t xml:space="preserve">[13]</w:t>
         </w:r>
@@ -1776,7 +1779,7 @@
       <w:hyperlink w:anchor="ref14">
         <w:r>
           <w:rPr>
-            <w:rFonts w:hint="eastAsia"/>
+            <w:vertAlign w:val="superscript"/>
           </w:rPr>
           <w:t xml:space="preserve">[14]</w:t>
         </w:r>

--- a/examples/cnn-report-demo/卷积神经网络研究综述.docx
+++ b/examples/cnn-report-demo/卷积神经网络研究综述.docx
@@ -299,7 +299,7 @@
         </w:rPr>
         <w:t xml:space="preserve">中得以确立，并成功应用于手写数字识别</w:t>
       </w:r>
-      <w:hyperlink w:anchor="ref1">
+      <w:hyperlink w:anchor="ref1" w:history="1">
         <w:r>
           <w:rPr>
             <w:vertAlign w:val="superscript"/>
@@ -340,7 +340,7 @@
         </w:rPr>
         <w:t xml:space="preserve">ILSVRC）上以显著优势夺冠</w:t>
       </w:r>
-      <w:hyperlink w:anchor="ref2">
+      <w:hyperlink w:anchor="ref2" w:history="1">
         <w:r>
           <w:rPr>
             <w:vertAlign w:val="superscript"/>
@@ -532,7 +532,7 @@
         </w:rPr>
         <w:t xml:space="preserve">的默认选择</w:t>
       </w:r>
-      <w:hyperlink w:anchor="ref3">
+      <w:hyperlink w:anchor="ref3" w:history="1">
         <w:r>
           <w:rPr>
             <w:vertAlign w:val="superscript"/>
@@ -921,7 +921,7 @@
         </w:rPr>
         <w:t xml:space="preserve">的基本骨架</w:t>
       </w:r>
-      <w:hyperlink w:anchor="ref1">
+      <w:hyperlink w:anchor="ref1" w:history="1">
         <w:r>
           <w:rPr>
             <w:vertAlign w:val="superscript"/>
@@ -969,7 +969,7 @@
         </w:rPr>
         <w:t xml:space="preserve">抑制过拟合，并借助图形处理器（GPU）完成大规模并行训练</w:t>
       </w:r>
-      <w:hyperlink w:anchor="ref2">
+      <w:hyperlink w:anchor="ref2" w:history="1">
         <w:r>
           <w:rPr>
             <w:vertAlign w:val="superscript"/>
@@ -1026,7 +1026,7 @@
         </w:rPr>
         <w:t xml:space="preserve">层的规整结构成为特征提取的经典骨干</w:t>
       </w:r>
-      <w:hyperlink w:anchor="ref4">
+      <w:hyperlink w:anchor="ref4" w:history="1">
         <w:r>
           <w:rPr>
             <w:vertAlign w:val="superscript"/>
@@ -1089,7 +1089,7 @@
         </w:rPr>
         <w:t xml:space="preserve">层深度下实现了参数效率与多尺度表达的兼顾</w:t>
       </w:r>
-      <w:hyperlink w:anchor="ref5">
+      <w:hyperlink w:anchor="ref5" w:history="1">
         <w:r>
           <w:rPr>
             <w:vertAlign w:val="superscript"/>
@@ -1193,7 +1193,7 @@
       <w:r>
         <w:t xml:space="preserve"> 3.57%</w:t>
       </w:r>
-      <w:hyperlink w:anchor="ref6">
+      <w:hyperlink w:anchor="ref6" w:history="1">
         <w:r>
           <w:rPr>
             <w:vertAlign w:val="superscript"/>
@@ -1220,7 +1220,7 @@
         </w:rPr>
         <w:t xml:space="preserve">将跳跃连接推向极致，在稠密块内令每一层都接收其前所有层的特征图作为输入，通过特征复用强化了梯度流动与参数效率，在更少参数下取得了有竞争力的性能</w:t>
       </w:r>
-      <w:hyperlink w:anchor="ref7">
+      <w:hyperlink w:anchor="ref7" w:history="1">
         <w:r>
           <w:rPr>
             <w:vertAlign w:val="superscript"/>
@@ -1294,7 +1294,7 @@
         </w:rPr>
         <w:t xml:space="preserve">作为激活函数，以非饱和特性缓解了深层网络的梯度消失，显著加快了收敛速度</w:t>
       </w:r>
-      <w:hyperlink w:anchor="ref3">
+      <w:hyperlink w:anchor="ref3" w:history="1">
         <w:r>
           <w:rPr>
             <w:vertAlign w:val="superscript"/>
@@ -1324,7 +1324,7 @@
         </w:rPr>
         <w:t xml:space="preserve">在训练时以一定概率随机置零神经元输出，等效于对指数级数量的子网络做集成，是抑制过拟合、提升泛化的有效正则化手段</w:t>
       </w:r>
-      <w:hyperlink w:anchor="ref8">
+      <w:hyperlink w:anchor="ref8" w:history="1">
         <w:r>
           <w:rPr>
             <w:vertAlign w:val="superscript"/>
@@ -1370,7 +1370,7 @@
         </w:rPr>
         <w:t xml:space="preserve">对每个小批量内的层输入做规范化，缓解了训练过程中各层输入分布持续漂移的问题，从而允许更大的学习率、降低对初始化的敏感度并加速收敛，同时兼具轻微的正则化效果</w:t>
       </w:r>
-      <w:hyperlink w:anchor="ref9">
+      <w:hyperlink w:anchor="ref9" w:history="1">
         <w:r>
           <w:rPr>
             <w:vertAlign w:val="superscript"/>
@@ -1407,7 +1407,7 @@
         </w:rPr>
         <w:t xml:space="preserve">的架构要素，更是一项普适的训练技术：它为梯度提供了跨层的恒等捷径，从根本上改善了极深网络的可优化性</w:t>
       </w:r>
-      <w:hyperlink w:anchor="ref6">
+      <w:hyperlink w:anchor="ref6" w:history="1">
         <w:r>
           <w:rPr>
             <w:vertAlign w:val="superscript"/>
@@ -1435,7 +1435,7 @@
         </w:rPr>
         <w:t xml:space="preserve">通过随机翻转、裁剪、缩放与色彩扰动等变换，在不增加人工标注成本的前提下扩充训练样本的分布覆盖，是提升泛化、抑制过拟合的常规且有效的做法</w:t>
       </w:r>
-      <w:hyperlink w:anchor="ref2">
+      <w:hyperlink w:anchor="ref2" w:history="1">
         <w:r>
           <w:rPr>
             <w:vertAlign w:val="superscript"/>
@@ -1504,7 +1504,7 @@
         </w:rPr>
         <w:t xml:space="preserve">提供了统一的评测基准</w:t>
       </w:r>
-      <w:hyperlink w:anchor="ref10">
+      <w:hyperlink w:anchor="ref10" w:history="1">
         <w:r>
           <w:rPr>
             <w:vertAlign w:val="superscript"/>
@@ -1556,7 +1556,7 @@
         </w:rPr>
         <w:t xml:space="preserve">进一步以区域建议网络将候选生成也纳入统一的可训练框架，大幅提升了精度与效率</w:t>
       </w:r>
-      <w:hyperlink w:anchor="ref11">
+      <w:hyperlink w:anchor="ref11" w:history="1">
         <w:r>
           <w:rPr>
             <w:vertAlign w:val="superscript"/>
@@ -1608,7 +1608,7 @@
         </w:rPr>
         <w:t xml:space="preserve">FCN）以卷积层替换分类网络末端的全连接层，实现了任意尺寸输入的端到端稠密预测</w:t>
       </w:r>
-      <w:hyperlink w:anchor="ref12">
+      <w:hyperlink w:anchor="ref12" w:history="1">
         <w:r>
           <w:rPr>
             <w:vertAlign w:val="superscript"/>
@@ -1631,7 +1631,7 @@
         </w:rPr>
         <w:t xml:space="preserve">则以对称的编码器—解码器结构配合跨层跳跃连接，在医学影像等小样本场景下表现优异</w:t>
       </w:r>
-      <w:hyperlink w:anchor="ref13">
+      <w:hyperlink w:anchor="ref13" w:history="1">
         <w:r>
           <w:rPr>
             <w:vertAlign w:val="superscript"/>
@@ -1776,7 +1776,7 @@
         </w:rPr>
         <w:t xml:space="preserve">的表现</w:t>
       </w:r>
-      <w:hyperlink w:anchor="ref14">
+      <w:hyperlink w:anchor="ref14" w:history="1">
         <w:r>
           <w:rPr>
             <w:vertAlign w:val="superscript"/>
@@ -1870,8 +1870,8 @@
         <w:spacing w:before="0" w:after="60" w:line="276" w:lineRule="auto"/>
         <w:ind w:left="420" w:hanging="420"/>
       </w:pPr>
-      <w:bookmarkStart w:id="1" w:name="ref1"/>
-      <w:bookmarkEnd w:id="1"/>
+      <w:bookmarkStart w:id="29" w:name="ref1"/>
+      <w:bookmarkEnd w:id="29"/>
       <w:r>
         <w:rPr>
           <w:rFonts w:ascii="Times New Roman" w:hAnsi="Times New Roman" w:eastAsia="宋体"/>
@@ -1886,8 +1886,8 @@
         <w:spacing w:before="0" w:after="60" w:line="276" w:lineRule="auto"/>
         <w:ind w:left="420" w:hanging="420"/>
       </w:pPr>
-      <w:bookmarkStart w:id="2" w:name="ref2"/>
-      <w:bookmarkEnd w:id="2"/>
+      <w:bookmarkStart w:id="30" w:name="ref2"/>
+      <w:bookmarkEnd w:id="30"/>
       <w:r>
         <w:rPr>
           <w:rFonts w:ascii="Times New Roman" w:hAnsi="Times New Roman" w:eastAsia="宋体"/>
@@ -1902,8 +1902,8 @@
         <w:spacing w:before="0" w:after="60" w:line="276" w:lineRule="auto"/>
         <w:ind w:left="420" w:hanging="420"/>
       </w:pPr>
-      <w:bookmarkStart w:id="3" w:name="ref3"/>
-      <w:bookmarkEnd w:id="3"/>
+      <w:bookmarkStart w:id="31" w:name="ref3"/>
+      <w:bookmarkEnd w:id="31"/>
       <w:r>
         <w:rPr>
           <w:rFonts w:ascii="Times New Roman" w:hAnsi="Times New Roman" w:eastAsia="宋体"/>
@@ -1918,8 +1918,8 @@
         <w:spacing w:before="0" w:after="60" w:line="276" w:lineRule="auto"/>
         <w:ind w:left="420" w:hanging="420"/>
       </w:pPr>
-      <w:bookmarkStart w:id="4" w:name="ref4"/>
-      <w:bookmarkEnd w:id="4"/>
+      <w:bookmarkStart w:id="32" w:name="ref4"/>
+      <w:bookmarkEnd w:id="32"/>
       <w:r>
         <w:rPr>
           <w:rFonts w:ascii="Times New Roman" w:hAnsi="Times New Roman" w:eastAsia="宋体"/>
@@ -1934,8 +1934,8 @@
         <w:spacing w:before="0" w:after="60" w:line="276" w:lineRule="auto"/>
         <w:ind w:left="420" w:hanging="420"/>
       </w:pPr>
-      <w:bookmarkStart w:id="5" w:name="ref5"/>
-      <w:bookmarkEnd w:id="5"/>
+      <w:bookmarkStart w:id="33" w:name="ref5"/>
+      <w:bookmarkEnd w:id="33"/>
       <w:r>
         <w:rPr>
           <w:rFonts w:ascii="Times New Roman" w:hAnsi="Times New Roman" w:eastAsia="宋体"/>
@@ -1950,8 +1950,8 @@
         <w:spacing w:before="0" w:after="60" w:line="276" w:lineRule="auto"/>
         <w:ind w:left="420" w:hanging="420"/>
       </w:pPr>
-      <w:bookmarkStart w:id="6" w:name="ref6"/>
-      <w:bookmarkEnd w:id="6"/>
+      <w:bookmarkStart w:id="34" w:name="ref6"/>
+      <w:bookmarkEnd w:id="34"/>
       <w:r>
         <w:rPr>
           <w:rFonts w:ascii="Times New Roman" w:hAnsi="Times New Roman" w:eastAsia="宋体"/>
@@ -1966,8 +1966,8 @@
         <w:spacing w:before="0" w:after="60" w:line="276" w:lineRule="auto"/>
         <w:ind w:left="420" w:hanging="420"/>
       </w:pPr>
-      <w:bookmarkStart w:id="7" w:name="ref7"/>
-      <w:bookmarkEnd w:id="7"/>
+      <w:bookmarkStart w:id="35" w:name="ref7"/>
+      <w:bookmarkEnd w:id="35"/>
       <w:r>
         <w:rPr>
           <w:rFonts w:ascii="Times New Roman" w:hAnsi="Times New Roman" w:eastAsia="宋体"/>
@@ -1982,8 +1982,8 @@
         <w:spacing w:before="0" w:after="60" w:line="276" w:lineRule="auto"/>
         <w:ind w:left="420" w:hanging="420"/>
       </w:pPr>
-      <w:bookmarkStart w:id="8" w:name="ref8"/>
-      <w:bookmarkEnd w:id="8"/>
+      <w:bookmarkStart w:id="36" w:name="ref8"/>
+      <w:bookmarkEnd w:id="36"/>
       <w:r>
         <w:rPr>
           <w:rFonts w:ascii="Times New Roman" w:hAnsi="Times New Roman" w:eastAsia="宋体"/>
@@ -1998,8 +1998,8 @@
         <w:spacing w:before="0" w:after="60" w:line="276" w:lineRule="auto"/>
         <w:ind w:left="420" w:hanging="420"/>
       </w:pPr>
-      <w:bookmarkStart w:id="9" w:name="ref9"/>
-      <w:bookmarkEnd w:id="9"/>
+      <w:bookmarkStart w:id="37" w:name="ref9"/>
+      <w:bookmarkEnd w:id="37"/>
       <w:r>
         <w:rPr>
           <w:rFonts w:ascii="Times New Roman" w:hAnsi="Times New Roman" w:eastAsia="宋体"/>
@@ -2014,8 +2014,8 @@
         <w:spacing w:before="0" w:after="60" w:line="276" w:lineRule="auto"/>
         <w:ind w:left="420" w:hanging="420"/>
       </w:pPr>
-      <w:bookmarkStart w:id="10" w:name="ref10"/>
-      <w:bookmarkEnd w:id="10"/>
+      <w:bookmarkStart w:id="38" w:name="ref10"/>
+      <w:bookmarkEnd w:id="38"/>
       <w:r>
         <w:rPr>
           <w:rFonts w:ascii="Times New Roman" w:hAnsi="Times New Roman" w:eastAsia="宋体"/>
@@ -2030,8 +2030,8 @@
         <w:spacing w:before="0" w:after="60" w:line="276" w:lineRule="auto"/>
         <w:ind w:left="420" w:hanging="420"/>
       </w:pPr>
-      <w:bookmarkStart w:id="11" w:name="ref11"/>
-      <w:bookmarkEnd w:id="11"/>
+      <w:bookmarkStart w:id="39" w:name="ref11"/>
+      <w:bookmarkEnd w:id="39"/>
       <w:r>
         <w:rPr>
           <w:rFonts w:ascii="Times New Roman" w:hAnsi="Times New Roman" w:eastAsia="宋体"/>
@@ -2046,8 +2046,8 @@
         <w:spacing w:before="0" w:after="60" w:line="276" w:lineRule="auto"/>
         <w:ind w:left="420" w:hanging="420"/>
       </w:pPr>
-      <w:bookmarkStart w:id="12" w:name="ref12"/>
-      <w:bookmarkEnd w:id="12"/>
+      <w:bookmarkStart w:id="40" w:name="ref12"/>
+      <w:bookmarkEnd w:id="40"/>
       <w:r>
         <w:rPr>
           <w:rFonts w:ascii="Times New Roman" w:hAnsi="Times New Roman" w:eastAsia="宋体"/>
@@ -2062,8 +2062,8 @@
         <w:spacing w:before="0" w:after="60" w:line="276" w:lineRule="auto"/>
         <w:ind w:left="420" w:hanging="420"/>
       </w:pPr>
-      <w:bookmarkStart w:id="13" w:name="ref13"/>
-      <w:bookmarkEnd w:id="13"/>
+      <w:bookmarkStart w:id="41" w:name="ref13"/>
+      <w:bookmarkEnd w:id="41"/>
       <w:r>
         <w:rPr>
           <w:rFonts w:ascii="Times New Roman" w:hAnsi="Times New Roman" w:eastAsia="宋体"/>
@@ -2078,8 +2078,8 @@
         <w:spacing w:before="0" w:after="60" w:line="276" w:lineRule="auto"/>
         <w:ind w:left="420" w:hanging="420"/>
       </w:pPr>
-      <w:bookmarkStart w:id="14" w:name="ref14"/>
-      <w:bookmarkEnd w:id="14"/>
+      <w:bookmarkStart w:id="42" w:name="ref14"/>
+      <w:bookmarkEnd w:id="42"/>
       <w:r>
         <w:rPr>
           <w:rFonts w:ascii="Times New Roman" w:hAnsi="Times New Roman" w:eastAsia="宋体"/>

--- a/examples/cnn-report-demo/卷积神经网络研究综述.docx
+++ b/examples/cnn-report-demo/卷积神经网络研究综述.docx
@@ -2090,11 +2090,14 @@
     </w:p>
     <w:bookmarkEnd w:id="28"/>
     <w:sectPr>
+      <w:headerReference w:type="default" r:id="rId9"/>
+      <w:footerReference w:type="default" r:id="rId10"/>
       <w:footnotePr>
         <w:numRestart w:val="eachSect"/>
       </w:footnotePr>
       <w:pgSz w:w="11906" w:h="16838"/>
       <w:pgMar w:top="1417" w:bottom="1417" w:left="1701" w:right="1417"/>
+      <w:titlePg/>
     </w:sectPr>
   </w:body>
 </w:document>
@@ -2104,6 +2107,29 @@
 <w:comments xmlns:w="http://schemas.openxmlformats.org/wordprocessingml/2006/main" xmlns:m="http://schemas.openxmlformats.org/officeDocument/2006/math" xmlns:r="http://schemas.openxmlformats.org/officeDocument/2006/relationships" xmlns:o="urn:schemas-microsoft-com:office:office" xmlns:v="urn:schemas-microsoft-com:vml" xmlns:w10="urn:schemas-microsoft-com:office:word" xmlns:a="http://schemas.openxmlformats.org/drawingml/2006/main" xmlns:pic="http://schemas.openxmlformats.org/drawingml/2006/picture" xmlns:wp="http://schemas.openxmlformats.org/drawingml/2006/wordprocessingDrawing"/>
 </file>
 
+<file path=word/footer1.xml><?xml version="1.0" encoding="utf-8"?>
+<w:ftr xmlns:m="http://schemas.openxmlformats.org/officeDocument/2006/math" xmlns:mc="http://schemas.openxmlformats.org/markup-compatibility/2006" xmlns:mo="http://schemas.microsoft.com/office/mac/office/2008/main" xmlns:mv="urn:schemas-microsoft-com:mac:vml" xmlns:o="urn:schemas-microsoft-com:office:office" xmlns:r="http://schemas.openxmlformats.org/officeDocument/2006/relationships" xmlns:v="urn:schemas-microsoft-com:vml" xmlns:w10="urn:schemas-microsoft-com:office:word" xmlns:w14="http://schemas.microsoft.com/office/word/2010/wordml" xmlns:w="http://schemas.openxmlformats.org/wordprocessingml/2006/main" xmlns:wne="http://schemas.microsoft.com/office/word/2006/wordml" xmlns:wp14="http://schemas.microsoft.com/office/word/2010/wordprocessingDrawing" xmlns:wp="http://schemas.openxmlformats.org/drawingml/2006/wordprocessingDrawing" xmlns:wpc="http://schemas.microsoft.com/office/word/2010/wordprocessingCanvas" xmlns:wpg="http://schemas.microsoft.com/office/word/2010/wordprocessingGroup" xmlns:wpi="http://schemas.microsoft.com/office/word/2010/wordprocessingInk" xmlns:wps="http://schemas.microsoft.com/office/word/2010/wordprocessingShape" mc:Ignorable="w14 wp14">
+  <w:p>
+    <w:pPr>
+      <w:pStyle w:val="Footer"/>
+      <w:jc w:val="center"/>
+    </w:pPr>
+    <w:r/>
+    <w:r>
+      <w:rPr>
+        <w:rFonts w:ascii="Times New Roman" w:hAnsi="Times New Roman" w:eastAsia="宋体"/>
+        <w:sz w:val="21"/>
+      </w:rPr>
+      <w:fldChar w:fldCharType="begin"/>
+      <w:instrText xml:space="preserve"> PAGE </w:instrText>
+      <w:fldChar w:fldCharType="separate"/>
+      <w:t>1</w:t>
+      <w:fldChar w:fldCharType="end"/>
+    </w:r>
+  </w:p>
+</w:ftr>
+</file>
+
 <file path=word/footnotes.xml><?xml version="1.0" encoding="utf-8"?>
 <w:footnotes xmlns:w="http://schemas.openxmlformats.org/wordprocessingml/2006/main" xmlns:m="http://schemas.openxmlformats.org/officeDocument/2006/math" xmlns:r="http://schemas.openxmlformats.org/officeDocument/2006/relationships" xmlns:o="urn:schemas-microsoft-com:office:office" xmlns:v="urn:schemas-microsoft-com:vml" xmlns:w10="urn:schemas-microsoft-com:office:word" xmlns:a="http://schemas.openxmlformats.org/drawingml/2006/main" xmlns:pic="http://schemas.openxmlformats.org/drawingml/2006/picture" xmlns:wp="http://schemas.openxmlformats.org/drawingml/2006/wordprocessingDrawing">
   <w:footnote w:type="continuationSeparator" w:id="0">
@@ -2213,6 +2239,28 @@
     </w:p>
   </w:footnote>
 </w:footnotes>
+</file>
+
+<file path=word/header1.xml><?xml version="1.0" encoding="utf-8"?>
+<w:hdr xmlns:m="http://schemas.openxmlformats.org/officeDocument/2006/math" xmlns:mc="http://schemas.openxmlformats.org/markup-compatibility/2006" xmlns:mo="http://schemas.microsoft.com/office/mac/office/2008/main" xmlns:mv="urn:schemas-microsoft-com:mac:vml" xmlns:o="urn:schemas-microsoft-com:office:office" xmlns:r="http://schemas.openxmlformats.org/officeDocument/2006/relationships" xmlns:v="urn:schemas-microsoft-com:vml" xmlns:w10="urn:schemas-microsoft-com:office:word" xmlns:w14="http://schemas.microsoft.com/office/word/2010/wordml" xmlns:w="http://schemas.openxmlformats.org/wordprocessingml/2006/main" xmlns:wne="http://schemas.microsoft.com/office/word/2006/wordml" xmlns:wp14="http://schemas.microsoft.com/office/word/2010/wordprocessingDrawing" xmlns:wp="http://schemas.openxmlformats.org/drawingml/2006/wordprocessingDrawing" xmlns:wpc="http://schemas.microsoft.com/office/word/2010/wordprocessingCanvas" xmlns:wpg="http://schemas.microsoft.com/office/word/2010/wordprocessingGroup" xmlns:wpi="http://schemas.microsoft.com/office/word/2010/wordprocessingInk" xmlns:wps="http://schemas.microsoft.com/office/word/2010/wordprocessingShape" mc:Ignorable="w14 wp14">
+  <w:p>
+    <w:pPr>
+      <w:pStyle w:val="Header"/>
+      <w:jc w:val="center"/>
+      <w:pBdr>
+        <w:bottom w:val="single" w:sz="6" w:space="1" w:color="808080"/>
+      </w:pBdr>
+    </w:pPr>
+    <w:r/>
+    <w:r>
+      <w:rPr>
+        <w:rFonts w:ascii="Times New Roman" w:hAnsi="Times New Roman" w:eastAsia="宋体"/>
+        <w:sz w:val="18"/>
+      </w:rPr>
+      <w:t>卷积神经网络研究综述</w:t>
+    </w:r>
+  </w:p>
+</w:hdr>
 </file>
 
 <file path=word/numbering.xml><?xml version="1.0" encoding="utf-8"?>

--- a/examples/cnn-report-demo/卷积神经网络研究综述.docx
+++ b/examples/cnn-report-demo/卷积神经网络研究综述.docx
@@ -2,28 +2,81 @@
 <file path=word/document.xml><?xml version="1.0" encoding="utf-8"?>
 <w:document xmlns:w="http://schemas.openxmlformats.org/wordprocessingml/2006/main" xmlns:m="http://schemas.openxmlformats.org/officeDocument/2006/math" xmlns:r="http://schemas.openxmlformats.org/officeDocument/2006/relationships" xmlns:o="urn:schemas-microsoft-com:office:office" xmlns:v="urn:schemas-microsoft-com:vml" xmlns:w10="urn:schemas-microsoft-com:office:word" xmlns:a="http://schemas.openxmlformats.org/drawingml/2006/main" xmlns:pic="http://schemas.openxmlformats.org/drawingml/2006/picture" xmlns:wp="http://schemas.openxmlformats.org/drawingml/2006/wordprocessingDrawing">
   <w:body>
-    <w:p/>
-    <w:p/>
-    <w:p/>
-    <w:p/>
-    <w:p/>
-    <w:p/>
-    <w:p>
-      <w:pPr>
+    <w:p>
+      <w:pPr>
+        <w:spacing w:before="0" w:after="0"/>
+      </w:pPr>
+    </w:p>
+    <w:p>
+      <w:pPr>
+        <w:spacing w:before="0" w:after="0"/>
         <w:jc w:val="center"/>
       </w:pPr>
       <w:r>
         <w:rPr>
           <w:rFonts w:ascii="Times New Roman" w:hAnsi="Times New Roman" w:eastAsia="黑体"/>
           <w:b/>
-          <w:sz w:val="48"/>
+          <w:sz w:val="44"/>
+        </w:rPr>
+        <w:t>某某大学</w:t>
+      </w:r>
+    </w:p>
+    <w:p>
+      <w:pPr>
+        <w:spacing w:before="0" w:after="0"/>
+      </w:pPr>
+    </w:p>
+    <w:p>
+      <w:pPr>
+        <w:spacing w:before="0" w:after="0"/>
+        <w:jc w:val="center"/>
+      </w:pPr>
+      <w:r>
+        <w:rPr>
+          <w:rFonts w:ascii="Times New Roman" w:hAnsi="Times New Roman" w:eastAsia="宋体"/>
+          <w:b w:val="0"/>
+          <w:sz w:val="32"/>
+        </w:rPr>
+        <w:t>硕士学位论文</w:t>
+      </w:r>
+    </w:p>
+    <w:p>
+      <w:pPr>
+        <w:spacing w:before="0" w:after="0"/>
+      </w:pPr>
+    </w:p>
+    <w:p>
+      <w:pPr>
+        <w:spacing w:before="0" w:after="0"/>
+      </w:pPr>
+    </w:p>
+    <w:p>
+      <w:pPr>
+        <w:spacing w:before="0" w:after="0"/>
+      </w:pPr>
+    </w:p>
+    <w:p>
+      <w:pPr>
+        <w:spacing w:before="0" w:after="0"/>
+        <w:jc w:val="center"/>
+      </w:pPr>
+      <w:r>
+        <w:rPr>
+          <w:rFonts w:ascii="Times New Roman" w:hAnsi="Times New Roman" w:eastAsia="黑体"/>
+          <w:b/>
+          <w:sz w:val="52"/>
         </w:rPr>
         <w:t>卷积神经网络研究综述</w:t>
       </w:r>
     </w:p>
-    <w:p/>
-    <w:p>
-      <w:pPr>
+    <w:p>
+      <w:pPr>
+        <w:spacing w:before="0" w:after="0"/>
+      </w:pPr>
+    </w:p>
+    <w:p>
+      <w:pPr>
+        <w:spacing w:before="0" w:after="0"/>
         <w:jc w:val="center"/>
       </w:pPr>
       <w:r>
@@ -36,27 +89,94 @@
         <w:t>架构演进、关键技术与应用</w:t>
       </w:r>
     </w:p>
-    <w:p/>
-    <w:p/>
-    <w:p/>
-    <w:p/>
-    <w:p/>
-    <w:p/>
-    <w:p/>
-    <w:p/>
-    <w:p/>
-    <w:p/>
-    <w:p>
-      <w:pPr>
+    <w:p>
+      <w:pPr>
+        <w:spacing w:before="0" w:after="0"/>
+      </w:pPr>
+    </w:p>
+    <w:p>
+      <w:pPr>
+        <w:spacing w:before="0" w:after="0"/>
+      </w:pPr>
+    </w:p>
+    <w:p>
+      <w:pPr>
+        <w:spacing w:before="0" w:after="0"/>
+      </w:pPr>
+    </w:p>
+    <w:p>
+      <w:pPr>
+        <w:spacing w:before="0" w:after="0"/>
+      </w:pPr>
+    </w:p>
+    <w:p>
+      <w:pPr>
+        <w:spacing w:before="0" w:after="0"/>
         <w:jc w:val="center"/>
       </w:pPr>
       <w:r>
         <w:rPr>
           <w:rFonts w:ascii="Times New Roman" w:hAnsi="Times New Roman" w:eastAsia="宋体"/>
           <w:b w:val="0"/>
-          <w:sz w:val="26"/>
-        </w:rPr>
-        <w:t>李某某 / 某某大学 计算机科学与技术学院</w:t>
+          <w:sz w:val="28"/>
+        </w:rPr>
+        <w:t>作　　者：李某某</w:t>
+      </w:r>
+    </w:p>
+    <w:p>
+      <w:pPr>
+        <w:spacing w:before="0" w:after="0"/>
+        <w:jc w:val="center"/>
+      </w:pPr>
+      <w:r>
+        <w:rPr>
+          <w:rFonts w:ascii="Times New Roman" w:hAnsi="Times New Roman" w:eastAsia="宋体"/>
+          <w:b w:val="0"/>
+          <w:sz w:val="28"/>
+        </w:rPr>
+        <w:t>学　　号：2021xxxxxxxx</w:t>
+      </w:r>
+    </w:p>
+    <w:p>
+      <w:pPr>
+        <w:spacing w:before="0" w:after="0"/>
+        <w:jc w:val="center"/>
+      </w:pPr>
+      <w:r>
+        <w:rPr>
+          <w:rFonts w:ascii="Times New Roman" w:hAnsi="Times New Roman" w:eastAsia="宋体"/>
+          <w:b w:val="0"/>
+          <w:sz w:val="28"/>
+        </w:rPr>
+        <w:t>专　　业：计算机科学与技术</w:t>
+      </w:r>
+    </w:p>
+    <w:p>
+      <w:pPr>
+        <w:spacing w:before="0" w:after="0"/>
+        <w:jc w:val="center"/>
+      </w:pPr>
+      <w:r>
+        <w:rPr>
+          <w:rFonts w:ascii="Times New Roman" w:hAnsi="Times New Roman" w:eastAsia="宋体"/>
+          <w:b w:val="0"/>
+          <w:sz w:val="28"/>
+        </w:rPr>
+        <w:t>指导教师：张某某 教授</w:t>
+      </w:r>
+    </w:p>
+    <w:p>
+      <w:pPr>
+        <w:spacing w:before="0" w:after="0"/>
+        <w:jc w:val="center"/>
+      </w:pPr>
+      <w:r>
+        <w:rPr>
+          <w:rFonts w:ascii="Times New Roman" w:hAnsi="Times New Roman" w:eastAsia="宋体"/>
+          <w:b w:val="0"/>
+          <w:sz w:val="28"/>
+        </w:rPr>
+        <w:t>完成日期：2026 年 7 月</w:t>
       </w:r>
     </w:p>
     <w:p>
